--- a/docs/Отчет_по_функциональному_тестированию.docx
+++ b/docs/Отчет_по_функциональному_тестированию.docx
@@ -4,46 +4,36 @@
   <w:body>
     <w:p>
       <w:pPr>
-        <w:spacing w:line="240" w:lineRule="auto" w:before="0" w:after="0"/>
+        <w:spacing w:before="0" w:after="0"/>
+        <w:ind w:firstLine="0"/>
         <w:jc w:val="both"/>
       </w:pPr>
-      <w:r>
-        <w:rPr>
-          <w:rFonts w:ascii="Times New Roman" w:hAnsi="Times New Roman" w:cs="Times New Roman" w:eastAsia="Times New Roman"/>
-          <w:b w:val="0"/>
-          <w:sz w:val="28"/>
-        </w:rPr>
-      </w:r>
     </w:p>
     <w:p>
       <w:pPr>
-        <w:spacing w:line="240" w:lineRule="auto" w:before="0" w:after="0"/>
+        <w:spacing w:before="0" w:after="0"/>
+        <w:ind w:firstLine="0"/>
         <w:jc w:val="both"/>
       </w:pPr>
-      <w:r>
-        <w:rPr>
-          <w:rFonts w:ascii="Times New Roman" w:hAnsi="Times New Roman" w:cs="Times New Roman" w:eastAsia="Times New Roman"/>
-          <w:b w:val="0"/>
-          <w:sz w:val="28"/>
-        </w:rPr>
-      </w:r>
     </w:p>
     <w:p>
       <w:pPr>
-        <w:spacing w:line="240" w:lineRule="auto" w:before="0" w:after="0"/>
+        <w:spacing w:before="0" w:after="0"/>
+        <w:ind w:firstLine="0"/>
         <w:jc w:val="both"/>
       </w:pPr>
-      <w:r>
-        <w:rPr>
-          <w:rFonts w:ascii="Times New Roman" w:hAnsi="Times New Roman" w:cs="Times New Roman" w:eastAsia="Times New Roman"/>
-          <w:b w:val="0"/>
-          <w:sz w:val="28"/>
-        </w:rPr>
-      </w:r>
     </w:p>
     <w:p>
       <w:pPr>
-        <w:spacing w:line="240" w:lineRule="auto" w:before="0" w:after="0"/>
+        <w:spacing w:before="0" w:after="0"/>
+        <w:ind w:firstLine="0"/>
+        <w:jc w:val="both"/>
+      </w:pPr>
+    </w:p>
+    <w:p>
+      <w:pPr>
+        <w:spacing w:before="0" w:after="0"/>
+        <w:ind w:firstLine="0"/>
         <w:jc w:val="center"/>
       </w:pPr>
       <w:r>
@@ -57,7 +47,8 @@
     </w:p>
     <w:p>
       <w:pPr>
-        <w:spacing w:line="240" w:lineRule="auto" w:before="0" w:after="0"/>
+        <w:spacing w:before="0" w:after="0"/>
+        <w:ind w:firstLine="0"/>
         <w:jc w:val="center"/>
       </w:pPr>
       <w:r>
@@ -71,7 +62,8 @@
     </w:p>
     <w:p>
       <w:pPr>
-        <w:spacing w:line="240" w:lineRule="auto" w:before="0" w:after="0"/>
+        <w:spacing w:before="0" w:after="0"/>
+        <w:ind w:firstLine="0"/>
         <w:jc w:val="center"/>
       </w:pPr>
       <w:r>
@@ -85,59 +77,50 @@
     </w:p>
     <w:p>
       <w:pPr>
-        <w:spacing w:line="240" w:lineRule="auto" w:before="0" w:after="0"/>
+        <w:spacing w:before="0" w:after="0"/>
+        <w:ind w:firstLine="0"/>
         <w:jc w:val="both"/>
       </w:pPr>
-      <w:r>
-        <w:rPr>
-          <w:rFonts w:ascii="Times New Roman" w:hAnsi="Times New Roman" w:cs="Times New Roman" w:eastAsia="Times New Roman"/>
-          <w:b w:val="0"/>
-          <w:sz w:val="28"/>
-        </w:rPr>
-      </w:r>
     </w:p>
     <w:p>
       <w:pPr>
-        <w:spacing w:line="240" w:lineRule="auto" w:before="0" w:after="0"/>
+        <w:spacing w:before="0" w:after="0"/>
+        <w:ind w:firstLine="0"/>
         <w:jc w:val="both"/>
       </w:pPr>
-      <w:r>
-        <w:rPr>
-          <w:rFonts w:ascii="Times New Roman" w:hAnsi="Times New Roman" w:cs="Times New Roman" w:eastAsia="Times New Roman"/>
-          <w:b w:val="0"/>
-          <w:sz w:val="28"/>
-        </w:rPr>
-      </w:r>
     </w:p>
     <w:p>
       <w:pPr>
-        <w:spacing w:line="240" w:lineRule="auto" w:before="0" w:after="0"/>
+        <w:spacing w:before="0" w:after="0"/>
+        <w:ind w:firstLine="0"/>
         <w:jc w:val="both"/>
       </w:pPr>
-      <w:r>
-        <w:rPr>
-          <w:rFonts w:ascii="Times New Roman" w:hAnsi="Times New Roman" w:cs="Times New Roman" w:eastAsia="Times New Roman"/>
-          <w:b w:val="0"/>
-          <w:sz w:val="28"/>
-        </w:rPr>
-      </w:r>
     </w:p>
     <w:p>
       <w:pPr>
-        <w:spacing w:line="240" w:lineRule="auto" w:before="0" w:after="0"/>
+        <w:spacing w:before="0" w:after="0"/>
+        <w:ind w:firstLine="0"/>
         <w:jc w:val="both"/>
       </w:pPr>
-      <w:r>
-        <w:rPr>
-          <w:rFonts w:ascii="Times New Roman" w:hAnsi="Times New Roman" w:cs="Times New Roman" w:eastAsia="Times New Roman"/>
-          <w:b w:val="0"/>
-          <w:sz w:val="28"/>
-        </w:rPr>
-      </w:r>
     </w:p>
     <w:p>
       <w:pPr>
-        <w:spacing w:line="240" w:lineRule="auto" w:before="0" w:after="0"/>
+        <w:spacing w:before="0" w:after="0"/>
+        <w:ind w:firstLine="0"/>
+        <w:jc w:val="both"/>
+      </w:pPr>
+    </w:p>
+    <w:p>
+      <w:pPr>
+        <w:spacing w:before="0" w:after="0"/>
+        <w:ind w:firstLine="0"/>
+        <w:jc w:val="both"/>
+      </w:pPr>
+    </w:p>
+    <w:p>
+      <w:pPr>
+        <w:spacing w:before="0" w:after="0"/>
+        <w:ind w:firstLine="0"/>
         <w:jc w:val="center"/>
       </w:pPr>
       <w:r>
@@ -151,7 +134,8 @@
     </w:p>
     <w:p>
       <w:pPr>
-        <w:spacing w:line="240" w:lineRule="auto" w:before="0" w:after="0"/>
+        <w:spacing w:before="0" w:after="0"/>
+        <w:ind w:firstLine="0"/>
         <w:jc w:val="center"/>
       </w:pPr>
       <w:r>
@@ -165,7 +149,8 @@
     </w:p>
     <w:p>
       <w:pPr>
-        <w:spacing w:line="240" w:lineRule="auto" w:before="0" w:after="0"/>
+        <w:spacing w:before="0" w:after="0"/>
+        <w:ind w:firstLine="0"/>
         <w:jc w:val="center"/>
       </w:pPr>
       <w:r>
@@ -179,85 +164,57 @@
     </w:p>
     <w:p>
       <w:pPr>
-        <w:spacing w:line="240" w:lineRule="auto" w:before="0" w:after="0"/>
+        <w:spacing w:before="0" w:after="0"/>
+        <w:ind w:firstLine="0"/>
         <w:jc w:val="both"/>
       </w:pPr>
-      <w:r>
-        <w:rPr>
-          <w:rFonts w:ascii="Times New Roman" w:hAnsi="Times New Roman" w:cs="Times New Roman" w:eastAsia="Times New Roman"/>
-          <w:b w:val="0"/>
-          <w:sz w:val="28"/>
-        </w:rPr>
-      </w:r>
     </w:p>
     <w:p>
       <w:pPr>
-        <w:spacing w:line="240" w:lineRule="auto" w:before="0" w:after="0"/>
+        <w:spacing w:before="0" w:after="0"/>
+        <w:ind w:firstLine="0"/>
         <w:jc w:val="both"/>
       </w:pPr>
-      <w:r>
-        <w:rPr>
-          <w:rFonts w:ascii="Times New Roman" w:hAnsi="Times New Roman" w:cs="Times New Roman" w:eastAsia="Times New Roman"/>
-          <w:b w:val="0"/>
-          <w:sz w:val="28"/>
-        </w:rPr>
-      </w:r>
     </w:p>
     <w:p>
       <w:pPr>
-        <w:spacing w:line="240" w:lineRule="auto" w:before="0" w:after="0"/>
+        <w:spacing w:before="0" w:after="0"/>
+        <w:ind w:firstLine="0"/>
         <w:jc w:val="both"/>
       </w:pPr>
-      <w:r>
-        <w:rPr>
-          <w:rFonts w:ascii="Times New Roman" w:hAnsi="Times New Roman" w:cs="Times New Roman" w:eastAsia="Times New Roman"/>
-          <w:b w:val="0"/>
-          <w:sz w:val="28"/>
-        </w:rPr>
-      </w:r>
     </w:p>
     <w:p>
       <w:pPr>
-        <w:spacing w:line="240" w:lineRule="auto" w:before="0" w:after="0"/>
+        <w:spacing w:before="0" w:after="0"/>
+        <w:ind w:firstLine="0"/>
         <w:jc w:val="both"/>
       </w:pPr>
-      <w:r>
-        <w:rPr>
-          <w:rFonts w:ascii="Times New Roman" w:hAnsi="Times New Roman" w:cs="Times New Roman" w:eastAsia="Times New Roman"/>
-          <w:b w:val="0"/>
-          <w:sz w:val="28"/>
-        </w:rPr>
-      </w:r>
     </w:p>
     <w:p>
       <w:pPr>
-        <w:spacing w:line="240" w:lineRule="auto" w:before="0" w:after="0"/>
+        <w:spacing w:before="0" w:after="0"/>
+        <w:ind w:firstLine="0"/>
         <w:jc w:val="both"/>
       </w:pPr>
-      <w:r>
-        <w:rPr>
-          <w:rFonts w:ascii="Times New Roman" w:hAnsi="Times New Roman" w:cs="Times New Roman" w:eastAsia="Times New Roman"/>
-          <w:b w:val="0"/>
-          <w:sz w:val="28"/>
-        </w:rPr>
-      </w:r>
     </w:p>
     <w:p>
       <w:pPr>
-        <w:spacing w:line="240" w:lineRule="auto" w:before="0" w:after="0"/>
+        <w:spacing w:before="0" w:after="0"/>
+        <w:ind w:firstLine="0"/>
         <w:jc w:val="both"/>
       </w:pPr>
-      <w:r>
-        <w:rPr>
-          <w:rFonts w:ascii="Times New Roman" w:hAnsi="Times New Roman" w:cs="Times New Roman" w:eastAsia="Times New Roman"/>
-          <w:b w:val="0"/>
-          <w:sz w:val="28"/>
-        </w:rPr>
-      </w:r>
     </w:p>
     <w:p>
       <w:pPr>
-        <w:spacing w:line="240" w:lineRule="auto" w:before="0" w:after="0"/>
+        <w:spacing w:before="0" w:after="0"/>
+        <w:ind w:firstLine="0"/>
+        <w:jc w:val="both"/>
+      </w:pPr>
+    </w:p>
+    <w:p>
+      <w:pPr>
+        <w:spacing w:before="0" w:after="0"/>
+        <w:ind w:firstLine="0"/>
         <w:jc w:val="center"/>
       </w:pPr>
       <w:r>
@@ -276,7 +233,8 @@
     </w:p>
     <w:p>
       <w:pPr>
-        <w:spacing w:line="240" w:lineRule="auto" w:before="0" w:after="240"/>
+        <w:spacing w:before="0" w:after="240"/>
+        <w:ind w:firstLine="0"/>
         <w:jc w:val="center"/>
       </w:pPr>
       <w:r>
@@ -290,7 +248,8 @@
     </w:p>
     <w:p>
       <w:pPr>
-        <w:spacing w:line="240" w:lineRule="auto" w:before="0" w:after="120"/>
+        <w:spacing w:before="0" w:after="120"/>
+        <w:ind w:firstLine="0"/>
         <w:jc w:val="both"/>
       </w:pPr>
       <w:r>
@@ -304,7 +263,8 @@
     </w:p>
     <w:p>
       <w:pPr>
-        <w:spacing w:line="240" w:lineRule="auto" w:before="0" w:after="120"/>
+        <w:spacing w:before="0" w:after="120"/>
+        <w:ind w:firstLine="0"/>
         <w:jc w:val="both"/>
       </w:pPr>
       <w:r>
@@ -318,7 +278,8 @@
     </w:p>
     <w:p>
       <w:pPr>
-        <w:spacing w:line="240" w:lineRule="auto" w:before="0" w:after="120"/>
+        <w:spacing w:before="0" w:after="120"/>
+        <w:ind w:firstLine="0"/>
         <w:jc w:val="both"/>
       </w:pPr>
       <w:r>
@@ -332,7 +293,8 @@
     </w:p>
     <w:p>
       <w:pPr>
-        <w:spacing w:line="240" w:lineRule="auto" w:before="0" w:after="120"/>
+        <w:spacing w:before="0" w:after="120"/>
+        <w:ind w:firstLine="0"/>
         <w:jc w:val="both"/>
       </w:pPr>
       <w:r>
@@ -346,7 +308,8 @@
     </w:p>
     <w:p>
       <w:pPr>
-        <w:spacing w:line="240" w:lineRule="auto" w:before="0" w:after="120"/>
+        <w:spacing w:before="0" w:after="120"/>
+        <w:ind w:firstLine="0"/>
         <w:jc w:val="both"/>
       </w:pPr>
       <w:r>
@@ -365,7 +328,8 @@
     </w:p>
     <w:p>
       <w:pPr>
-        <w:spacing w:line="240" w:lineRule="auto" w:before="240" w:after="240"/>
+        <w:spacing w:before="240" w:after="240"/>
+        <w:ind w:firstLine="0"/>
         <w:jc w:val="left"/>
       </w:pPr>
       <w:r>
@@ -379,7 +343,7 @@
     </w:p>
     <w:p>
       <w:pPr>
-        <w:spacing w:line="240" w:lineRule="auto" w:before="0" w:after="0"/>
+        <w:spacing w:before="0" w:after="0"/>
         <w:ind w:firstLine="709"/>
         <w:jc w:val="both"/>
       </w:pPr>
@@ -394,7 +358,7 @@
     </w:p>
     <w:p>
       <w:pPr>
-        <w:spacing w:line="240" w:lineRule="auto" w:before="0" w:after="0"/>
+        <w:spacing w:before="0" w:after="0"/>
         <w:ind w:firstLine="709"/>
         <w:jc w:val="both"/>
       </w:pPr>
@@ -409,7 +373,8 @@
     </w:p>
     <w:p>
       <w:pPr>
-        <w:spacing w:line="240" w:lineRule="auto" w:before="240" w:after="240"/>
+        <w:spacing w:before="240" w:after="240"/>
+        <w:ind w:firstLine="0"/>
         <w:jc w:val="left"/>
       </w:pPr>
       <w:r>
@@ -423,7 +388,7 @@
     </w:p>
     <w:p>
       <w:pPr>
-        <w:spacing w:line="240" w:lineRule="auto" w:before="0" w:after="0"/>
+        <w:spacing w:before="0" w:after="0"/>
         <w:ind w:firstLine="709"/>
         <w:jc w:val="both"/>
       </w:pPr>
@@ -438,7 +403,8 @@
     </w:p>
     <w:p>
       <w:pPr>
-        <w:spacing w:line="240" w:lineRule="auto" w:before="240" w:after="240"/>
+        <w:spacing w:before="240" w:after="240"/>
+        <w:ind w:firstLine="0"/>
         <w:jc w:val="left"/>
       </w:pPr>
       <w:r>
@@ -452,7 +418,7 @@
     </w:p>
     <w:p>
       <w:pPr>
-        <w:spacing w:line="240" w:lineRule="auto" w:before="0" w:after="0"/>
+        <w:spacing w:before="0" w:after="0"/>
         <w:ind w:firstLine="709"/>
         <w:jc w:val="both"/>
       </w:pPr>
@@ -467,7 +433,8 @@
     </w:p>
     <w:p>
       <w:pPr>
-        <w:spacing w:line="240" w:lineRule="auto" w:before="240" w:after="240"/>
+        <w:spacing w:before="240" w:after="240"/>
+        <w:ind w:firstLine="0"/>
         <w:jc w:val="left"/>
       </w:pPr>
       <w:r>
@@ -481,7 +448,7 @@
     </w:p>
     <w:p>
       <w:pPr>
-        <w:spacing w:line="240" w:lineRule="auto" w:before="0" w:after="0"/>
+        <w:spacing w:before="0" w:after="0"/>
         <w:ind w:firstLine="709"/>
         <w:jc w:val="both"/>
       </w:pPr>
@@ -496,16 +463,10 @@
     </w:p>
     <w:p>
       <w:pPr>
-        <w:spacing w:line="240" w:lineRule="auto" w:before="0" w:after="0"/>
+        <w:spacing w:before="0" w:after="120"/>
+        <w:ind w:firstLine="0"/>
         <w:jc w:val="both"/>
       </w:pPr>
-      <w:r>
-        <w:rPr>
-          <w:rFonts w:ascii="Times New Roman" w:hAnsi="Times New Roman" w:cs="Times New Roman" w:eastAsia="Times New Roman"/>
-          <w:b w:val="0"/>
-          <w:sz w:val="28"/>
-        </w:rPr>
-      </w:r>
     </w:p>
     <w:tbl>
       <w:tblPr>
@@ -523,7 +484,6 @@
         <w:tc>
           <w:tcPr>
             <w:tcW w:type="dxa" w:w="3230"/>
-            <w:vAlign w:val="center"/>
           </w:tcPr>
           <w:p>
             <w:pPr>
@@ -531,7 +491,7 @@
             </w:pPr>
             <w:r>
               <w:rPr>
-                <w:rFonts w:ascii="Times New Roman" w:hAnsi="Times New Roman"/>
+                <w:rFonts w:ascii="Times New Roman" w:hAnsi="Times New Roman" w:cs="Times New Roman" w:eastAsia="Times New Roman"/>
                 <w:b/>
                 <w:sz w:val="24"/>
               </w:rPr>
@@ -542,7 +502,6 @@
         <w:tc>
           <w:tcPr>
             <w:tcW w:type="dxa" w:w="3230"/>
-            <w:vAlign w:val="center"/>
           </w:tcPr>
           <w:p>
             <w:pPr>
@@ -550,7 +509,7 @@
             </w:pPr>
             <w:r>
               <w:rPr>
-                <w:rFonts w:ascii="Times New Roman" w:hAnsi="Times New Roman"/>
+                <w:rFonts w:ascii="Times New Roman" w:hAnsi="Times New Roman" w:cs="Times New Roman" w:eastAsia="Times New Roman"/>
                 <w:b/>
                 <w:sz w:val="24"/>
               </w:rPr>
@@ -561,7 +520,6 @@
         <w:tc>
           <w:tcPr>
             <w:tcW w:type="dxa" w:w="3230"/>
-            <w:vAlign w:val="center"/>
           </w:tcPr>
           <w:p>
             <w:pPr>
@@ -569,7 +527,7 @@
             </w:pPr>
             <w:r>
               <w:rPr>
-                <w:rFonts w:ascii="Times New Roman" w:hAnsi="Times New Roman"/>
+                <w:rFonts w:ascii="Times New Roman" w:hAnsi="Times New Roman" w:cs="Times New Roman" w:eastAsia="Times New Roman"/>
                 <w:b/>
                 <w:sz w:val="24"/>
               </w:rPr>
@@ -582,7 +540,6 @@
         <w:tc>
           <w:tcPr>
             <w:tcW w:type="dxa" w:w="3230"/>
-            <w:vAlign w:val="center"/>
           </w:tcPr>
           <w:p>
             <w:pPr>
@@ -590,7 +547,8 @@
             </w:pPr>
             <w:r>
               <w:rPr>
-                <w:rFonts w:ascii="Times New Roman" w:hAnsi="Times New Roman"/>
+                <w:rFonts w:ascii="Times New Roman" w:hAnsi="Times New Roman" w:cs="Times New Roman" w:eastAsia="Times New Roman"/>
+                <w:b w:val="0"/>
                 <w:sz w:val="24"/>
               </w:rPr>
               <w:t>1</w:t>
@@ -600,7 +558,6 @@
         <w:tc>
           <w:tcPr>
             <w:tcW w:type="dxa" w:w="3230"/>
-            <w:vAlign w:val="center"/>
           </w:tcPr>
           <w:p>
             <w:pPr>
@@ -608,7 +565,8 @@
             </w:pPr>
             <w:r>
               <w:rPr>
-                <w:rFonts w:ascii="Times New Roman" w:hAnsi="Times New Roman"/>
+                <w:rFonts w:ascii="Times New Roman" w:hAnsi="Times New Roman" w:cs="Times New Roman" w:eastAsia="Times New Roman"/>
+                <w:b w:val="0"/>
                 <w:sz w:val="24"/>
               </w:rPr>
               <w:t>Register_ValidRequest (AuthService)</w:t>
@@ -618,7 +576,6 @@
         <w:tc>
           <w:tcPr>
             <w:tcW w:type="dxa" w:w="3230"/>
-            <w:vAlign w:val="center"/>
           </w:tcPr>
           <w:p>
             <w:pPr>
@@ -626,7 +583,8 @@
             </w:pPr>
             <w:r>
               <w:rPr>
-                <w:rFonts w:ascii="Times New Roman" w:hAnsi="Times New Roman"/>
+                <w:rFonts w:ascii="Times New Roman" w:hAnsi="Times New Roman" w:cs="Times New Roman" w:eastAsia="Times New Roman"/>
+                <w:b w:val="0"/>
                 <w:sz w:val="24"/>
               </w:rPr>
               <w:t>Пройден</w:t>
@@ -638,7 +596,6 @@
         <w:tc>
           <w:tcPr>
             <w:tcW w:type="dxa" w:w="3230"/>
-            <w:vAlign w:val="center"/>
           </w:tcPr>
           <w:p>
             <w:pPr>
@@ -646,7 +603,8 @@
             </w:pPr>
             <w:r>
               <w:rPr>
-                <w:rFonts w:ascii="Times New Roman" w:hAnsi="Times New Roman"/>
+                <w:rFonts w:ascii="Times New Roman" w:hAnsi="Times New Roman" w:cs="Times New Roman" w:eastAsia="Times New Roman"/>
+                <w:b w:val="0"/>
                 <w:sz w:val="24"/>
               </w:rPr>
               <w:t>2</w:t>
@@ -656,7 +614,6 @@
         <w:tc>
           <w:tcPr>
             <w:tcW w:type="dxa" w:w="3230"/>
-            <w:vAlign w:val="center"/>
           </w:tcPr>
           <w:p>
             <w:pPr>
@@ -664,7 +621,8 @@
             </w:pPr>
             <w:r>
               <w:rPr>
-                <w:rFonts w:ascii="Times New Roman" w:hAnsi="Times New Roman"/>
+                <w:rFonts w:ascii="Times New Roman" w:hAnsi="Times New Roman" w:cs="Times New Roman" w:eastAsia="Times New Roman"/>
+                <w:b w:val="0"/>
                 <w:sz w:val="24"/>
               </w:rPr>
               <w:t>GetProductById (CatalogService)</w:t>
@@ -674,7 +632,6 @@
         <w:tc>
           <w:tcPr>
             <w:tcW w:type="dxa" w:w="3230"/>
-            <w:vAlign w:val="center"/>
           </w:tcPr>
           <w:p>
             <w:pPr>
@@ -682,7 +639,8 @@
             </w:pPr>
             <w:r>
               <w:rPr>
-                <w:rFonts w:ascii="Times New Roman" w:hAnsi="Times New Roman"/>
+                <w:rFonts w:ascii="Times New Roman" w:hAnsi="Times New Roman" w:cs="Times New Roman" w:eastAsia="Times New Roman"/>
+                <w:b w:val="0"/>
                 <w:sz w:val="24"/>
               </w:rPr>
               <w:t>Пройден</w:t>
@@ -694,7 +652,6 @@
         <w:tc>
           <w:tcPr>
             <w:tcW w:type="dxa" w:w="3230"/>
-            <w:vAlign w:val="center"/>
           </w:tcPr>
           <w:p>
             <w:pPr>
@@ -702,7 +659,8 @@
             </w:pPr>
             <w:r>
               <w:rPr>
-                <w:rFonts w:ascii="Times New Roman" w:hAnsi="Times New Roman"/>
+                <w:rFonts w:ascii="Times New Roman" w:hAnsi="Times New Roman" w:cs="Times New Roman" w:eastAsia="Times New Roman"/>
+                <w:b w:val="0"/>
                 <w:sz w:val="24"/>
               </w:rPr>
               <w:t>3</w:t>
@@ -712,7 +670,6 @@
         <w:tc>
           <w:tcPr>
             <w:tcW w:type="dxa" w:w="3230"/>
-            <w:vAlign w:val="center"/>
           </w:tcPr>
           <w:p>
             <w:pPr>
@@ -720,7 +677,8 @@
             </w:pPr>
             <w:r>
               <w:rPr>
-                <w:rFonts w:ascii="Times New Roman" w:hAnsi="Times New Roman"/>
+                <w:rFonts w:ascii="Times New Roman" w:hAnsi="Times New Roman" w:cs="Times New Roman" w:eastAsia="Times New Roman"/>
+                <w:b w:val="0"/>
                 <w:sz w:val="24"/>
               </w:rPr>
               <w:t>CreateOrder (OrdersService)</w:t>
@@ -730,7 +688,6 @@
         <w:tc>
           <w:tcPr>
             <w:tcW w:type="dxa" w:w="3230"/>
-            <w:vAlign w:val="center"/>
           </w:tcPr>
           <w:p>
             <w:pPr>
@@ -738,7 +695,8 @@
             </w:pPr>
             <w:r>
               <w:rPr>
-                <w:rFonts w:ascii="Times New Roman" w:hAnsi="Times New Roman"/>
+                <w:rFonts w:ascii="Times New Roman" w:hAnsi="Times New Roman" w:cs="Times New Roman" w:eastAsia="Times New Roman"/>
+                <w:b w:val="0"/>
                 <w:sz w:val="24"/>
               </w:rPr>
               <w:t>Пройден</w:t>
@@ -750,7 +708,6 @@
         <w:tc>
           <w:tcPr>
             <w:tcW w:type="dxa" w:w="3230"/>
-            <w:vAlign w:val="center"/>
           </w:tcPr>
           <w:p>
             <w:pPr>
@@ -758,7 +715,8 @@
             </w:pPr>
             <w:r>
               <w:rPr>
-                <w:rFonts w:ascii="Times New Roman" w:hAnsi="Times New Roman"/>
+                <w:rFonts w:ascii="Times New Roman" w:hAnsi="Times New Roman" w:cs="Times New Roman" w:eastAsia="Times New Roman"/>
+                <w:b w:val="0"/>
                 <w:sz w:val="24"/>
               </w:rPr>
               <w:t>4</w:t>
@@ -768,7 +726,6 @@
         <w:tc>
           <w:tcPr>
             <w:tcW w:type="dxa" w:w="3230"/>
-            <w:vAlign w:val="center"/>
           </w:tcPr>
           <w:p>
             <w:pPr>
@@ -776,7 +733,8 @@
             </w:pPr>
             <w:r>
               <w:rPr>
-                <w:rFonts w:ascii="Times New Roman" w:hAnsi="Times New Roman"/>
+                <w:rFonts w:ascii="Times New Roman" w:hAnsi="Times New Roman" w:cs="Times New Roman" w:eastAsia="Times New Roman"/>
+                <w:b w:val="0"/>
                 <w:sz w:val="24"/>
               </w:rPr>
               <w:t>CreateServiceRequest (ServicesService)</w:t>
@@ -786,7 +744,6 @@
         <w:tc>
           <w:tcPr>
             <w:tcW w:type="dxa" w:w="3230"/>
-            <w:vAlign w:val="center"/>
           </w:tcPr>
           <w:p>
             <w:pPr>
@@ -794,7 +751,8 @@
             </w:pPr>
             <w:r>
               <w:rPr>
-                <w:rFonts w:ascii="Times New Roman" w:hAnsi="Times New Roman"/>
+                <w:rFonts w:ascii="Times New Roman" w:hAnsi="Times New Roman" w:cs="Times New Roman" w:eastAsia="Times New Roman"/>
+                <w:b w:val="0"/>
                 <w:sz w:val="24"/>
               </w:rPr>
               <w:t>Пройден</w:t>
@@ -806,7 +764,6 @@
         <w:tc>
           <w:tcPr>
             <w:tcW w:type="dxa" w:w="3230"/>
-            <w:vAlign w:val="center"/>
           </w:tcPr>
           <w:p>
             <w:pPr>
@@ -814,7 +771,8 @@
             </w:pPr>
             <w:r>
               <w:rPr>
-                <w:rFonts w:ascii="Times New Roman" w:hAnsi="Times New Roman"/>
+                <w:rFonts w:ascii="Times New Roman" w:hAnsi="Times New Roman" w:cs="Times New Roman" w:eastAsia="Times New Roman"/>
+                <w:b w:val="0"/>
                 <w:sz w:val="24"/>
               </w:rPr>
               <w:t>5</w:t>
@@ -824,7 +782,6 @@
         <w:tc>
           <w:tcPr>
             <w:tcW w:type="dxa" w:w="3230"/>
-            <w:vAlign w:val="center"/>
           </w:tcPr>
           <w:p>
             <w:pPr>
@@ -832,7 +789,8 @@
             </w:pPr>
             <w:r>
               <w:rPr>
-                <w:rFonts w:ascii="Times New Roman" w:hAnsi="Times New Roman"/>
+                <w:rFonts w:ascii="Times New Roman" w:hAnsi="Times New Roman" w:cs="Times New Roman" w:eastAsia="Times New Roman"/>
+                <w:b w:val="0"/>
                 <w:sz w:val="24"/>
               </w:rPr>
               <w:t>CreateWarrantyClaim (WarrantyService)</w:t>
@@ -842,7 +800,6 @@
         <w:tc>
           <w:tcPr>
             <w:tcW w:type="dxa" w:w="3230"/>
-            <w:vAlign w:val="center"/>
           </w:tcPr>
           <w:p>
             <w:pPr>
@@ -850,7 +807,8 @@
             </w:pPr>
             <w:r>
               <w:rPr>
-                <w:rFonts w:ascii="Times New Roman" w:hAnsi="Times New Roman"/>
+                <w:rFonts w:ascii="Times New Roman" w:hAnsi="Times New Roman" w:cs="Times New Roman" w:eastAsia="Times New Roman"/>
+                <w:b w:val="0"/>
                 <w:sz w:val="24"/>
               </w:rPr>
               <w:t>Пройден</w:t>
@@ -862,7 +820,6 @@
         <w:tc>
           <w:tcPr>
             <w:tcW w:type="dxa" w:w="3230"/>
-            <w:vAlign w:val="center"/>
           </w:tcPr>
           <w:p>
             <w:pPr>
@@ -870,7 +827,8 @@
             </w:pPr>
             <w:r>
               <w:rPr>
-                <w:rFonts w:ascii="Times New Roman" w:hAnsi="Times New Roman"/>
+                <w:rFonts w:ascii="Times New Roman" w:hAnsi="Times New Roman" w:cs="Times New Roman" w:eastAsia="Times New Roman"/>
+                <w:b w:val="0"/>
                 <w:sz w:val="24"/>
               </w:rPr>
               <w:t>6</w:t>
@@ -880,7 +838,6 @@
         <w:tc>
           <w:tcPr>
             <w:tcW w:type="dxa" w:w="3230"/>
-            <w:vAlign w:val="center"/>
           </w:tcPr>
           <w:p>
             <w:pPr>
@@ -888,7 +845,8 @@
             </w:pPr>
             <w:r>
               <w:rPr>
-                <w:rFonts w:ascii="Times New Roman" w:hAnsi="Times New Roman"/>
+                <w:rFonts w:ascii="Times New Roman" w:hAnsi="Times New Roman" w:cs="Times New Roman" w:eastAsia="Times New Roman"/>
+                <w:b w:val="0"/>
                 <w:sz w:val="24"/>
               </w:rPr>
               <w:t>CheckCompatibility (PCBuilderService)</w:t>
@@ -898,7 +856,6 @@
         <w:tc>
           <w:tcPr>
             <w:tcW w:type="dxa" w:w="3230"/>
-            <w:vAlign w:val="center"/>
           </w:tcPr>
           <w:p>
             <w:pPr>
@@ -906,7 +863,8 @@
             </w:pPr>
             <w:r>
               <w:rPr>
-                <w:rFonts w:ascii="Times New Roman" w:hAnsi="Times New Roman"/>
+                <w:rFonts w:ascii="Times New Roman" w:hAnsi="Times New Roman" w:cs="Times New Roman" w:eastAsia="Times New Roman"/>
+                <w:b w:val="0"/>
                 <w:sz w:val="24"/>
               </w:rPr>
               <w:t>Пройден</w:t>
@@ -918,7 +876,6 @@
         <w:tc>
           <w:tcPr>
             <w:tcW w:type="dxa" w:w="3230"/>
-            <w:vAlign w:val="center"/>
           </w:tcPr>
           <w:p>
             <w:pPr>
@@ -926,7 +883,8 @@
             </w:pPr>
             <w:r>
               <w:rPr>
-                <w:rFonts w:ascii="Times New Roman" w:hAnsi="Times New Roman"/>
+                <w:rFonts w:ascii="Times New Roman" w:hAnsi="Times New Roman" w:cs="Times New Roman" w:eastAsia="Times New Roman"/>
+                <w:b w:val="0"/>
                 <w:sz w:val="24"/>
               </w:rPr>
               <w:t>7</w:t>
@@ -936,7 +894,6 @@
         <w:tc>
           <w:tcPr>
             <w:tcW w:type="dxa" w:w="3230"/>
-            <w:vAlign w:val="center"/>
           </w:tcPr>
           <w:p>
             <w:pPr>
@@ -944,7 +901,8 @@
             </w:pPr>
             <w:r>
               <w:rPr>
-                <w:rFonts w:ascii="Times New Roman" w:hAnsi="Times New Roman"/>
+                <w:rFonts w:ascii="Times New Roman" w:hAnsi="Times New Roman" w:cs="Times New Roman" w:eastAsia="Times New Roman"/>
+                <w:b w:val="0"/>
                 <w:sz w:val="24"/>
               </w:rPr>
               <w:t>VerifyPact (ContractTests)</w:t>
@@ -954,7 +912,6 @@
         <w:tc>
           <w:tcPr>
             <w:tcW w:type="dxa" w:w="3230"/>
-            <w:vAlign w:val="center"/>
           </w:tcPr>
           <w:p>
             <w:pPr>
@@ -962,7 +919,8 @@
             </w:pPr>
             <w:r>
               <w:rPr>
-                <w:rFonts w:ascii="Times New Roman" w:hAnsi="Times New Roman"/>
+                <w:rFonts w:ascii="Times New Roman" w:hAnsi="Times New Roman" w:cs="Times New Roman" w:eastAsia="Times New Roman"/>
+                <w:b w:val="0"/>
                 <w:sz w:val="24"/>
               </w:rPr>
               <w:t>Пройден</w:t>
@@ -973,20 +931,14 @@
     </w:tbl>
     <w:p>
       <w:pPr>
-        <w:spacing w:line="240" w:lineRule="auto" w:before="0" w:after="0"/>
+        <w:spacing w:before="0" w:after="0"/>
+        <w:ind w:firstLine="0"/>
         <w:jc w:val="both"/>
       </w:pPr>
-      <w:r>
-        <w:rPr>
-          <w:rFonts w:ascii="Times New Roman" w:hAnsi="Times New Roman" w:cs="Times New Roman" w:eastAsia="Times New Roman"/>
-          <w:b w:val="0"/>
-          <w:sz w:val="28"/>
-        </w:rPr>
-      </w:r>
     </w:p>
     <w:p>
       <w:pPr>
-        <w:spacing w:line="240" w:lineRule="auto" w:before="0" w:after="0"/>
+        <w:spacing w:before="0" w:after="0"/>
         <w:ind w:firstLine="709"/>
         <w:jc w:val="both"/>
       </w:pPr>
@@ -1001,7 +953,471 @@
     </w:p>
     <w:p>
       <w:pPr>
-        <w:spacing w:line="240" w:lineRule="auto" w:before="240" w:after="240"/>
+        <w:spacing w:before="240" w:after="240"/>
+        <w:ind w:firstLine="0"/>
+        <w:jc w:val="left"/>
+      </w:pPr>
+      <w:r>
+        <w:rPr>
+          <w:rFonts w:ascii="Times New Roman" w:hAnsi="Times New Roman" w:cs="Times New Roman" w:eastAsia="Times New Roman"/>
+          <w:b/>
+          <w:sz w:val="28"/>
+        </w:rPr>
+        <w:t>Скриншоты интерфейсов</w:t>
+      </w:r>
+    </w:p>
+    <w:p>
+      <w:pPr>
+        <w:spacing w:before="120" w:after="60"/>
+        <w:ind w:firstLine="0"/>
+        <w:jc w:val="center"/>
+      </w:pPr>
+      <w:r>
+        <w:drawing>
+          <wp:inline xmlns:a="http://schemas.openxmlformats.org/drawingml/2006/main" xmlns:pic="http://schemas.openxmlformats.org/drawingml/2006/picture">
+            <wp:extent cx="5040000" cy="2347579"/>
+            <wp:docPr id="1" name="Picture 1"/>
+            <wp:cNvGraphicFramePr>
+              <a:graphicFrameLocks noChangeAspect="1"/>
+            </wp:cNvGraphicFramePr>
+            <a:graphic>
+              <a:graphicData uri="http://schemas.openxmlformats.org/drawingml/2006/picture">
+                <pic:pic>
+                  <pic:nvPicPr>
+                    <pic:cNvPr id="0" name="01_frontend.png"/>
+                    <pic:cNvPicPr/>
+                  </pic:nvPicPr>
+                  <pic:blipFill>
+                    <a:blip r:embed="rId9"/>
+                    <a:stretch>
+                      <a:fillRect/>
+                    </a:stretch>
+                  </pic:blipFill>
+                  <pic:spPr>
+                    <a:xfrm>
+                      <a:off x="0" y="0"/>
+                      <a:ext cx="5040000" cy="2347579"/>
+                    </a:xfrm>
+                    <a:prstGeom prst="rect"/>
+                  </pic:spPr>
+                </pic:pic>
+              </a:graphicData>
+            </a:graphic>
+          </wp:inline>
+        </w:drawing>
+      </w:r>
+    </w:p>
+    <w:p>
+      <w:pPr>
+        <w:spacing w:before="60" w:after="240"/>
+        <w:ind w:firstLine="0"/>
+        <w:jc w:val="center"/>
+      </w:pPr>
+      <w:r>
+        <w:rPr>
+          <w:rFonts w:ascii="Times New Roman" w:hAnsi="Times New Roman" w:cs="Times New Roman" w:eastAsia="Times New Roman"/>
+          <w:b w:val="0"/>
+          <w:sz w:val="24"/>
+        </w:rPr>
+        <w:t>Рис. 1. Интерфейс фронтенда (http://localhost:5173)</w:t>
+      </w:r>
+    </w:p>
+    <w:p>
+      <w:pPr>
+        <w:spacing w:before="120" w:after="60"/>
+        <w:ind w:firstLine="0"/>
+        <w:jc w:val="center"/>
+      </w:pPr>
+      <w:r>
+        <w:drawing>
+          <wp:inline xmlns:a="http://schemas.openxmlformats.org/drawingml/2006/main" xmlns:pic="http://schemas.openxmlformats.org/drawingml/2006/picture">
+            <wp:extent cx="5040000" cy="2347579"/>
+            <wp:docPr id="2" name="Picture 2"/>
+            <wp:cNvGraphicFramePr>
+              <a:graphicFrameLocks noChangeAspect="1"/>
+            </wp:cNvGraphicFramePr>
+            <a:graphic>
+              <a:graphicData uri="http://schemas.openxmlformats.org/drawingml/2006/picture">
+                <pic:pic>
+                  <pic:nvPicPr>
+                    <pic:cNvPr id="0" name="02_catalog_api.png"/>
+                    <pic:cNvPicPr/>
+                  </pic:nvPicPr>
+                  <pic:blipFill>
+                    <a:blip r:embed="rId10"/>
+                    <a:stretch>
+                      <a:fillRect/>
+                    </a:stretch>
+                  </pic:blipFill>
+                  <pic:spPr>
+                    <a:xfrm>
+                      <a:off x="0" y="0"/>
+                      <a:ext cx="5040000" cy="2347579"/>
+                    </a:xfrm>
+                    <a:prstGeom prst="rect"/>
+                  </pic:spPr>
+                </pic:pic>
+              </a:graphicData>
+            </a:graphic>
+          </wp:inline>
+        </w:drawing>
+      </w:r>
+    </w:p>
+    <w:p>
+      <w:pPr>
+        <w:spacing w:before="60" w:after="240"/>
+        <w:ind w:firstLine="0"/>
+        <w:jc w:val="center"/>
+      </w:pPr>
+      <w:r>
+        <w:rPr>
+          <w:rFonts w:ascii="Times New Roman" w:hAnsi="Times New Roman" w:cs="Times New Roman" w:eastAsia="Times New Roman"/>
+          <w:b w:val="0"/>
+          <w:sz w:val="24"/>
+        </w:rPr>
+        <w:t>Рис. 2. Catalog API (http://localhost:5000/swagger)</w:t>
+      </w:r>
+    </w:p>
+    <w:p>
+      <w:pPr>
+        <w:spacing w:before="120" w:after="60"/>
+        <w:ind w:firstLine="0"/>
+        <w:jc w:val="center"/>
+      </w:pPr>
+      <w:r>
+        <w:drawing>
+          <wp:inline xmlns:a="http://schemas.openxmlformats.org/drawingml/2006/main" xmlns:pic="http://schemas.openxmlformats.org/drawingml/2006/picture">
+            <wp:extent cx="5040000" cy="2347579"/>
+            <wp:docPr id="3" name="Picture 3"/>
+            <wp:cNvGraphicFramePr>
+              <a:graphicFrameLocks noChangeAspect="1"/>
+            </wp:cNvGraphicFramePr>
+            <a:graphic>
+              <a:graphicData uri="http://schemas.openxmlformats.org/drawingml/2006/picture">
+                <pic:pic>
+                  <pic:nvPicPr>
+                    <pic:cNvPr id="0" name="03_auth_api.png"/>
+                    <pic:cNvPicPr/>
+                  </pic:nvPicPr>
+                  <pic:blipFill>
+                    <a:blip r:embed="rId11"/>
+                    <a:stretch>
+                      <a:fillRect/>
+                    </a:stretch>
+                  </pic:blipFill>
+                  <pic:spPr>
+                    <a:xfrm>
+                      <a:off x="0" y="0"/>
+                      <a:ext cx="5040000" cy="2347579"/>
+                    </a:xfrm>
+                    <a:prstGeom prst="rect"/>
+                  </pic:spPr>
+                </pic:pic>
+              </a:graphicData>
+            </a:graphic>
+          </wp:inline>
+        </w:drawing>
+      </w:r>
+    </w:p>
+    <w:p>
+      <w:pPr>
+        <w:spacing w:before="60" w:after="240"/>
+        <w:ind w:firstLine="0"/>
+        <w:jc w:val="center"/>
+      </w:pPr>
+      <w:r>
+        <w:rPr>
+          <w:rFonts w:ascii="Times New Roman" w:hAnsi="Times New Roman" w:cs="Times New Roman" w:eastAsia="Times New Roman"/>
+          <w:b w:val="0"/>
+          <w:sz w:val="24"/>
+        </w:rPr>
+        <w:t>Рис. 3. Auth API (http://localhost:5001/swagger)</w:t>
+      </w:r>
+    </w:p>
+    <w:p>
+      <w:pPr>
+        <w:spacing w:before="120" w:after="60"/>
+        <w:ind w:firstLine="0"/>
+        <w:jc w:val="center"/>
+      </w:pPr>
+      <w:r>
+        <w:drawing>
+          <wp:inline xmlns:a="http://schemas.openxmlformats.org/drawingml/2006/main" xmlns:pic="http://schemas.openxmlformats.org/drawingml/2006/picture">
+            <wp:extent cx="5040000" cy="2347579"/>
+            <wp:docPr id="4" name="Picture 4"/>
+            <wp:cNvGraphicFramePr>
+              <a:graphicFrameLocks noChangeAspect="1"/>
+            </wp:cNvGraphicFramePr>
+            <a:graphic>
+              <a:graphicData uri="http://schemas.openxmlformats.org/drawingml/2006/picture">
+                <pic:pic>
+                  <pic:nvPicPr>
+                    <pic:cNvPr id="0" name="04_orders_api.png"/>
+                    <pic:cNvPicPr/>
+                  </pic:nvPicPr>
+                  <pic:blipFill>
+                    <a:blip r:embed="rId12"/>
+                    <a:stretch>
+                      <a:fillRect/>
+                    </a:stretch>
+                  </pic:blipFill>
+                  <pic:spPr>
+                    <a:xfrm>
+                      <a:off x="0" y="0"/>
+                      <a:ext cx="5040000" cy="2347579"/>
+                    </a:xfrm>
+                    <a:prstGeom prst="rect"/>
+                  </pic:spPr>
+                </pic:pic>
+              </a:graphicData>
+            </a:graphic>
+          </wp:inline>
+        </w:drawing>
+      </w:r>
+    </w:p>
+    <w:p>
+      <w:pPr>
+        <w:spacing w:before="60" w:after="240"/>
+        <w:ind w:firstLine="0"/>
+        <w:jc w:val="center"/>
+      </w:pPr>
+      <w:r>
+        <w:rPr>
+          <w:rFonts w:ascii="Times New Roman" w:hAnsi="Times New Roman" w:cs="Times New Roman" w:eastAsia="Times New Roman"/>
+          <w:b w:val="0"/>
+          <w:sz w:val="24"/>
+        </w:rPr>
+        <w:t>Рис. 4. Orders API (http://localhost:5002/swagger)</w:t>
+      </w:r>
+    </w:p>
+    <w:p>
+      <w:pPr>
+        <w:spacing w:before="120" w:after="60"/>
+        <w:ind w:firstLine="0"/>
+        <w:jc w:val="center"/>
+      </w:pPr>
+      <w:r>
+        <w:drawing>
+          <wp:inline xmlns:a="http://schemas.openxmlformats.org/drawingml/2006/main" xmlns:pic="http://schemas.openxmlformats.org/drawingml/2006/picture">
+            <wp:extent cx="5040000" cy="2375625"/>
+            <wp:docPr id="5" name="Picture 5"/>
+            <wp:cNvGraphicFramePr>
+              <a:graphicFrameLocks noChangeAspect="1"/>
+            </wp:cNvGraphicFramePr>
+            <a:graphic>
+              <a:graphicData uri="http://schemas.openxmlformats.org/drawingml/2006/picture">
+                <pic:pic>
+                  <pic:nvPicPr>
+                    <pic:cNvPr id="0" name="05_services_api.png"/>
+                    <pic:cNvPicPr/>
+                  </pic:nvPicPr>
+                  <pic:blipFill>
+                    <a:blip r:embed="rId13"/>
+                    <a:stretch>
+                      <a:fillRect/>
+                    </a:stretch>
+                  </pic:blipFill>
+                  <pic:spPr>
+                    <a:xfrm>
+                      <a:off x="0" y="0"/>
+                      <a:ext cx="5040000" cy="2375625"/>
+                    </a:xfrm>
+                    <a:prstGeom prst="rect"/>
+                  </pic:spPr>
+                </pic:pic>
+              </a:graphicData>
+            </a:graphic>
+          </wp:inline>
+        </w:drawing>
+      </w:r>
+    </w:p>
+    <w:p>
+      <w:pPr>
+        <w:spacing w:before="60" w:after="240"/>
+        <w:ind w:firstLine="0"/>
+        <w:jc w:val="center"/>
+      </w:pPr>
+      <w:r>
+        <w:rPr>
+          <w:rFonts w:ascii="Times New Roman" w:hAnsi="Times New Roman" w:cs="Times New Roman" w:eastAsia="Times New Roman"/>
+          <w:b w:val="0"/>
+          <w:sz w:val="24"/>
+        </w:rPr>
+        <w:t>Рис. 5. Services API (http://localhost:5003/swagger)</w:t>
+      </w:r>
+    </w:p>
+    <w:p>
+      <w:pPr>
+        <w:spacing w:before="120" w:after="60"/>
+        <w:ind w:firstLine="0"/>
+        <w:jc w:val="center"/>
+      </w:pPr>
+      <w:r>
+        <w:drawing>
+          <wp:inline xmlns:a="http://schemas.openxmlformats.org/drawingml/2006/main" xmlns:pic="http://schemas.openxmlformats.org/drawingml/2006/picture">
+            <wp:extent cx="5040000" cy="2375625"/>
+            <wp:docPr id="6" name="Picture 6"/>
+            <wp:cNvGraphicFramePr>
+              <a:graphicFrameLocks noChangeAspect="1"/>
+            </wp:cNvGraphicFramePr>
+            <a:graphic>
+              <a:graphicData uri="http://schemas.openxmlformats.org/drawingml/2006/picture">
+                <pic:pic>
+                  <pic:nvPicPr>
+                    <pic:cNvPr id="0" name="06_warranty_api.png"/>
+                    <pic:cNvPicPr/>
+                  </pic:nvPicPr>
+                  <pic:blipFill>
+                    <a:blip r:embed="rId14"/>
+                    <a:stretch>
+                      <a:fillRect/>
+                    </a:stretch>
+                  </pic:blipFill>
+                  <pic:spPr>
+                    <a:xfrm>
+                      <a:off x="0" y="0"/>
+                      <a:ext cx="5040000" cy="2375625"/>
+                    </a:xfrm>
+                    <a:prstGeom prst="rect"/>
+                  </pic:spPr>
+                </pic:pic>
+              </a:graphicData>
+            </a:graphic>
+          </wp:inline>
+        </w:drawing>
+      </w:r>
+    </w:p>
+    <w:p>
+      <w:pPr>
+        <w:spacing w:before="60" w:after="240"/>
+        <w:ind w:firstLine="0"/>
+        <w:jc w:val="center"/>
+      </w:pPr>
+      <w:r>
+        <w:rPr>
+          <w:rFonts w:ascii="Times New Roman" w:hAnsi="Times New Roman" w:cs="Times New Roman" w:eastAsia="Times New Roman"/>
+          <w:b w:val="0"/>
+          <w:sz w:val="24"/>
+        </w:rPr>
+        <w:t>Рис. 6. Warranty API (http://localhost:5004/swagger)</w:t>
+      </w:r>
+    </w:p>
+    <w:p>
+      <w:pPr>
+        <w:spacing w:before="120" w:after="60"/>
+        <w:ind w:firstLine="0"/>
+        <w:jc w:val="center"/>
+      </w:pPr>
+      <w:r>
+        <w:drawing>
+          <wp:inline xmlns:a="http://schemas.openxmlformats.org/drawingml/2006/main" xmlns:pic="http://schemas.openxmlformats.org/drawingml/2006/picture">
+            <wp:extent cx="5040000" cy="2375625"/>
+            <wp:docPr id="7" name="Picture 7"/>
+            <wp:cNvGraphicFramePr>
+              <a:graphicFrameLocks noChangeAspect="1"/>
+            </wp:cNvGraphicFramePr>
+            <a:graphic>
+              <a:graphicData uri="http://schemas.openxmlformats.org/drawingml/2006/picture">
+                <pic:pic>
+                  <pic:nvPicPr>
+                    <pic:cNvPr id="0" name="07_pcbuilder_api.png"/>
+                    <pic:cNvPicPr/>
+                  </pic:nvPicPr>
+                  <pic:blipFill>
+                    <a:blip r:embed="rId15"/>
+                    <a:stretch>
+                      <a:fillRect/>
+                    </a:stretch>
+                  </pic:blipFill>
+                  <pic:spPr>
+                    <a:xfrm>
+                      <a:off x="0" y="0"/>
+                      <a:ext cx="5040000" cy="2375625"/>
+                    </a:xfrm>
+                    <a:prstGeom prst="rect"/>
+                  </pic:spPr>
+                </pic:pic>
+              </a:graphicData>
+            </a:graphic>
+          </wp:inline>
+        </w:drawing>
+      </w:r>
+    </w:p>
+    <w:p>
+      <w:pPr>
+        <w:spacing w:before="60" w:after="240"/>
+        <w:ind w:firstLine="0"/>
+        <w:jc w:val="center"/>
+      </w:pPr>
+      <w:r>
+        <w:rPr>
+          <w:rFonts w:ascii="Times New Roman" w:hAnsi="Times New Roman" w:cs="Times New Roman" w:eastAsia="Times New Roman"/>
+          <w:b w:val="0"/>
+          <w:sz w:val="24"/>
+        </w:rPr>
+        <w:t>Рис. 7. PCBuilder API (http://localhost:5005/swagger)</w:t>
+      </w:r>
+    </w:p>
+    <w:p>
+      <w:pPr>
+        <w:spacing w:before="120" w:after="60"/>
+        <w:ind w:firstLine="0"/>
+        <w:jc w:val="center"/>
+      </w:pPr>
+      <w:r>
+        <w:drawing>
+          <wp:inline xmlns:a="http://schemas.openxmlformats.org/drawingml/2006/main" xmlns:pic="http://schemas.openxmlformats.org/drawingml/2006/picture">
+            <wp:extent cx="5040000" cy="2375625"/>
+            <wp:docPr id="8" name="Picture 8"/>
+            <wp:cNvGraphicFramePr>
+              <a:graphicFrameLocks noChangeAspect="1"/>
+            </wp:cNvGraphicFramePr>
+            <a:graphic>
+              <a:graphicData uri="http://schemas.openxmlformats.org/drawingml/2006/picture">
+                <pic:pic>
+                  <pic:nvPicPr>
+                    <pic:cNvPr id="0" name="08_admin_panel.png"/>
+                    <pic:cNvPicPr/>
+                  </pic:nvPicPr>
+                  <pic:blipFill>
+                    <a:blip r:embed="rId16"/>
+                    <a:stretch>
+                      <a:fillRect/>
+                    </a:stretch>
+                  </pic:blipFill>
+                  <pic:spPr>
+                    <a:xfrm>
+                      <a:off x="0" y="0"/>
+                      <a:ext cx="5040000" cy="2375625"/>
+                    </a:xfrm>
+                    <a:prstGeom prst="rect"/>
+                  </pic:spPr>
+                </pic:pic>
+              </a:graphicData>
+            </a:graphic>
+          </wp:inline>
+        </w:drawing>
+      </w:r>
+    </w:p>
+    <w:p>
+      <w:pPr>
+        <w:spacing w:before="60" w:after="240"/>
+        <w:ind w:firstLine="0"/>
+        <w:jc w:val="center"/>
+      </w:pPr>
+      <w:r>
+        <w:rPr>
+          <w:rFonts w:ascii="Times New Roman" w:hAnsi="Times New Roman" w:cs="Times New Roman" w:eastAsia="Times New Roman"/>
+          <w:b w:val="0"/>
+          <w:sz w:val="24"/>
+        </w:rPr>
+        <w:t>Рис. 8. Admin Panel (http://localhost:5007/health)</w:t>
+      </w:r>
+    </w:p>
+    <w:p>
+      <w:pPr>
+        <w:spacing w:before="240" w:after="240"/>
+        <w:ind w:firstLine="0"/>
         <w:jc w:val="left"/>
       </w:pPr>
       <w:r>
@@ -1015,7 +1431,7 @@
     </w:p>
     <w:p>
       <w:pPr>
-        <w:spacing w:line="240" w:lineRule="auto" w:before="0" w:after="0"/>
+        <w:spacing w:before="0" w:after="0"/>
         <w:ind w:firstLine="709"/>
         <w:jc w:val="both"/>
       </w:pPr>
@@ -1402,7 +1818,7 @@
     <w:qFormat/>
     <w:rsid w:val="00FC693F"/>
     <w:rPr>
-      <w:rFonts w:ascii="Times New Roman" w:hAnsi="Times New Roman" w:cs="Times New Roman" w:eastAsia="Times New Roman"/>
+      <w:rFonts w:ascii="Times New Roman" w:hAnsi="Times New Roman"/>
       <w:sz w:val="28"/>
     </w:rPr>
   </w:style>
